--- a/courts/seventh-circuit/wisconsin/state/supreme-court/motion-brief/usage/OUTPUT-motion-brief.docx
+++ b/courts/seventh-circuit/wisconsin/state/supreme-court/motion-brief/usage/OUTPUT-motion-brief.docx
@@ -3272,9 +3272,7 @@
                 <w:sz w:val="20"/>
                 <w:szCs w:val="20"/>
               </w:rPr>
-              <w:t xml:space="preserve">105</w:t>
-              <w:noBreakHyphen/>
-              <w:t xml:space="preserve">478</w:t>
+              <w:t xml:space="preserve">105-⁠478</w:t>
             </w:r>
           </w:p>
           <w:p>
@@ -3834,13 +3832,7 @@
         <w:t xml:space="preserve">Johnson I</w:t>
       </w:r>
       <w:r>
-        <w:t xml:space="preserve">), 2021 WI 87, ¶¶17</w:t>
-      </w:r>
-      <w:r>
-        <w:noBreakHyphen/>
-      </w:r>
-      <w:r>
-        <w:t xml:space="preserve">18, 399 Wis. 2d 623, 967 N.W.2d 469. Given the impasse, a group of voters brought an original action in this Court that challenged the 2011 districts as malapportioned. They asked the Court to issue an injunction requiring the Wisconsin Elections Commission to enforce modified district lines that “comport[ed] with the one person, one vote principle while satisfying other constitutional and statutory mandates.”</w:t>
+        <w:t xml:space="preserve">), 2021 WI 87, ¶¶17-⁠18, 399 Wis. 2d 623, 967 N.W.2d 469. Given the impasse, a group of voters brought an original action in this Court that challenged the 2011 districts as malapportioned. They asked the Court to issue an injunction requiring the Wisconsin Elections Commission to enforce modified district lines that “comport[ed] with the one person, one vote principle while satisfying other constitutional and statutory mandates.”</w:t>
       </w:r>
       <w:r>
         <w:t xml:space="preserve"> </w:t>
@@ -4097,19 +4089,7 @@
         <w:pStyle w:val="BodyText"/>
       </w:pPr>
       <w:r>
-        <w:t xml:space="preserve">Petitioners’ claims should be dismissed because Petitioners do not have standing. Wis. Stat. §802.06(2)⁠(a)⁠(6); see Legislature Op. Br. 19</w:t>
-      </w:r>
-      <w:r>
-        <w:noBreakHyphen/>
-      </w:r>
-      <w:r>
-        <w:t xml:space="preserve">20, 41</w:t>
-      </w:r>
-      <w:r>
-        <w:noBreakHyphen/>
-      </w:r>
-      <w:r>
-        <w:t xml:space="preserve">42. Standing requires that Petitioners “must have suffered an actual injury to a legally protected interest” to advance their constitutional claims.</w:t>
+        <w:t xml:space="preserve">Petitioners’ claims should be dismissed because Petitioners do not have standing. Wis. Stat. §802.06(2)⁠(a)⁠(6); see Legislature Op. Br. 19-⁠20, 41-⁠42. Standing requires that Petitioners “must have suffered an actual injury to a legally protected interest” to advance their constitutional claims.</w:t>
       </w:r>
       <w:r>
         <w:t xml:space="preserve"> </w:t>
@@ -4135,13 +4115,7 @@
         <w:t xml:space="preserve">State ex rel. First Nat’l Bank v. M &amp; I People’s Bank</w:t>
       </w:r>
       <w:r>
-        <w:t xml:space="preserve">, 95 Wis. 2d 303, 308</w:t>
-      </w:r>
-      <w:r>
-        <w:noBreakHyphen/>
-      </w:r>
-      <w:r>
-        <w:t xml:space="preserve">09, 290 N.W.2d 321 (Wis. 1980), not merely “generalized grievances,”</w:t>
+        <w:t xml:space="preserve">, 95 Wis. 2d 303, 308-⁠09, 290 N.W.2d 321 (Wis. 1980), not merely “generalized grievances,”</w:t>
       </w:r>
       <w:r>
         <w:t xml:space="preserve"> </w:t>
@@ -4358,13 +4332,7 @@
         <w:t xml:space="preserve">Shaw v. Hunt</w:t>
       </w:r>
       <w:r>
-        <w:t xml:space="preserve">, 517 U.S. 899, 904 (1996). Insofar as Citizen Mathematicians suggest that their residing in districts that “share[] borders” with allegedly noncontiguous districts, e.g., Citizen Mathematicians Pet. ¶¶1</w:t>
-      </w:r>
-      <w:r>
-        <w:noBreakHyphen/>
-      </w:r>
-      <w:r>
-        <w:t xml:space="preserve">2, can confer standing, it cannot. See</w:t>
+        <w:t xml:space="preserve">, 517 U.S. 899, 904 (1996). Insofar as Citizen Mathematicians suggest that their residing in districts that “share[] borders” with allegedly noncontiguous districts, e.g., Citizen Mathematicians Pet. ¶¶1-⁠2, can confer standing, it cannot. See</w:t>
       </w:r>
       <w:r>
         <w:t xml:space="preserve"> </w:t>
@@ -4377,13 +4345,7 @@
         <w:t xml:space="preserve">Sinkfield v. Kelley</w:t>
       </w:r>
       <w:r>
-        <w:t xml:space="preserve">, 531 U.S. 28, 30</w:t>
-      </w:r>
-      <w:r>
-        <w:noBreakHyphen/>
-      </w:r>
-      <w:r>
-        <w:t xml:space="preserve">31 (2000) (per curiam) (holding voters lack standing to challenge “adjacent,” or “neighboring,” districts on the ground that they unavoidably affect the shape of their own); see also</w:t>
+        <w:t xml:space="preserve">, 531 U.S. 28, 30-⁠31 (2000) (per curiam) (holding voters lack standing to challenge “adjacent,” or “neighboring,” districts on the ground that they unavoidably affect the shape of their own); see also</w:t>
       </w:r>
       <w:r>
         <w:t xml:space="preserve"> </w:t>
@@ -4456,13 +4418,7 @@
         <w:pStyle w:val="BodyText"/>
       </w:pPr>
       <w:r>
-        <w:t xml:space="preserve">For similar reasons, Petitioners have also failed to establish standing to raise a separation-of-powers claim. See Legislature Op. Br. 41</w:t>
-      </w:r>
-      <w:r>
-        <w:noBreakHyphen/>
-      </w:r>
-      <w:r>
-        <w:t xml:space="preserve">42. A branch of government, such as the Legislature, may have a stake in preventing encroachment on its powers, but “no one outside the legislature would have an equivalent stake in the issue.”</w:t>
+        <w:t xml:space="preserve">For similar reasons, Petitioners have also failed to establish standing to raise a separation-of-powers claim. See Legislature Op. Br. 41-⁠42. A branch of government, such as the Legislature, may have a stake in preventing encroachment on its powers, but “no one outside the legislature would have an equivalent stake in the issue.”</w:t>
       </w:r>
       <w:r>
         <w:t xml:space="preserve"> </w:t>
@@ -4972,13 +4928,7 @@
         <w:t xml:space="preserve">Wis. Small Bus. United, Inc. v. Brennan</w:t>
       </w:r>
       <w:r>
-        <w:t xml:space="preserve">, 2020 WI 69, ¶14, 393 Wis. 2d 308, 946 N.W.2d 101 (dismissing original action for undue delay); see Legislature Op. Br. 21</w:t>
-      </w:r>
-      <w:r>
-        <w:noBreakHyphen/>
-      </w:r>
-      <w:r>
-        <w:t xml:space="preserve">22, 41. The Legislature enacted Act 43 more than a decade ago, establishing new legislative districts after the 2010 census. See 2011 Wis. Act 43. As Petitioners acknowledge, those districts contained municipal islands, consistent with the treatment of municipal islands for 50 years. See Wis. Stat. §4.001(3) (1983); id. §4.001(2) (1971). Petitioners never challenged the existing districts as unconstitutionally noncontiguous. Nor did they take the opportunity in the</w:t>
+        <w:t xml:space="preserve">, 2020 WI 69, ¶14, 393 Wis. 2d 308, 946 N.W.2d 101 (dismissing original action for undue delay); see Legislature Op. Br. 21-⁠22, 41. The Legislature enacted Act 43 more than a decade ago, establishing new legislative districts after the 2010 census. See 2011 Wis. Act 43. As Petitioners acknowledge, those districts contained municipal islands, consistent with the treatment of municipal islands for 50 years. See Wis. Stat. §4.001(3) (1983); id. §4.001(2) (1971). Petitioners never challenged the existing districts as unconstitutionally noncontiguous. Nor did they take the opportunity in the</w:t>
       </w:r>
       <w:r>
         <w:t xml:space="preserve"> </w:t>
@@ -5779,13 +5729,7 @@
         <w:t xml:space="preserve">Lindas v. Cady</w:t>
       </w:r>
       <w:r>
-        <w:t xml:space="preserve">, 183 Wis. 2d 547, 558, 515 N.W.2d 458 (Wis. 1994); see Legislature Op. Br. 24</w:t>
-      </w:r>
-      <w:r>
-        <w:noBreakHyphen/>
-      </w:r>
-      <w:r>
-        <w:t xml:space="preserve">25. Those parties fully litigated</w:t>
+        <w:t xml:space="preserve">, 183 Wis. 2d 547, 558, 515 N.W.2d 458 (Wis. 1994); see Legislature Op. Br. 24-⁠25. Those parties fully litigated</w:t>
       </w:r>
       <w:r>
         <w:t xml:space="preserve"> </w:t>
@@ -5872,13 +5816,7 @@
         <w:t xml:space="preserve"> </w:t>
       </w:r>
       <w:r>
-        <w:t xml:space="preserve">at 224</w:t>
-      </w:r>
-      <w:r>
-        <w:noBreakHyphen/>
-      </w:r>
-      <w:r>
-        <w:t xml:space="preserve">26.</w:t>
+        <w:t xml:space="preserve">at 224-⁠26.</w:t>
       </w:r>
     </w:p>
     <w:p>
@@ -6013,13 +5951,7 @@
         <w:t xml:space="preserve">Johnson</w:t>
       </w:r>
       <w:r>
-        <w:t xml:space="preserve">. See Legislature Op. Br. 25</w:t>
-      </w:r>
-      <w:r>
-        <w:noBreakHyphen/>
-      </w:r>
-      <w:r>
-        <w:t xml:space="preserve">26, 41. This doctrine “protect[s] the judiciary as an institution from the perversion of judicial machinery.”</w:t>
+        <w:t xml:space="preserve">. See Legislature Op. Br. 25-⁠26, 41. This doctrine “protect[s] the judiciary as an institution from the perversion of judicial machinery.”</w:t>
       </w:r>
       <w:r>
         <w:t xml:space="preserve"> </w:t>
@@ -6045,13 +5977,7 @@
         <w:t xml:space="preserve">New Hampshire v. Maine</w:t>
       </w:r>
       <w:r>
-        <w:t xml:space="preserve">, 532 U.S. 742, 749</w:t>
-      </w:r>
-      <w:r>
-        <w:noBreakHyphen/>
-      </w:r>
-      <w:r>
-        <w:t xml:space="preserve">50 (2001). Specifically, it prevents a party from “playing fast and loose with the courts by asserting inconsistent positions” in subsequent proceedings.</w:t>
+        <w:t xml:space="preserve">, 532 U.S. 742, 749-⁠50 (2001). Specifically, it prevents a party from “playing fast and loose with the courts by asserting inconsistent positions” in subsequent proceedings.</w:t>
       </w:r>
       <w:r>
         <w:t xml:space="preserve"> </w:t>
@@ -6098,13 +6024,7 @@
         <w:t xml:space="preserve">Johnson</w:t>
       </w:r>
       <w:r>
-        <w:t xml:space="preserve">, No. 2021AP1450-OA (Oct. 25, 2021) (“‘literal contiguity’” is “not require[d]” where municipal “‘islands’” exist) (citation omitted); Citizen Mathematicians Br. 13</w:t>
-      </w:r>
-      <w:r>
-        <w:noBreakHyphen/>
-      </w:r>
-      <w:r>
-        <w:t xml:space="preserve">14 (Nov. 1, 2021) (same). Then, weeks before this Court issued</w:t>
+        <w:t xml:space="preserve">, No. 2021AP1450-OA (Oct. 25, 2021) (“‘literal contiguity’” is “not require[d]” where municipal “‘islands’” exist) (citation omitted); Citizen Mathematicians Br. 13-⁠14 (Nov. 1, 2021) (same). Then, weeks before this Court issued</w:t>
       </w:r>
       <w:r>
         <w:t xml:space="preserve"> </w:t>
@@ -6172,13 +6092,7 @@
         <w:t xml:space="preserve">Johnson</w:t>
       </w:r>
       <w:r>
-        <w:t xml:space="preserve">, No. 2021AP1450-OA (Dec. 15, 2021); Citizen Mathematicians Br. 27</w:t>
-      </w:r>
-      <w:r>
-        <w:noBreakHyphen/>
-      </w:r>
-      <w:r>
-        <w:t xml:space="preserve">28 (Dec. 15, 2021); Governor’s Least Changes Assembly, http://​bit.​ly/​45tcpRL; Evers Districts Map, LTSB, https://​bit.​ly/​3Fmc4UB (Dec. 22, 2021); Math Districts Map, LTSB, https://​bit.​ly/​3FtI22U (Dec. 22, 2021). They cannot now claim that Article IV’s contiguity clause “means that all parts of a district must be physically connected.” Evers Op. Br 6; see also Citizen Mathematicians Op. Br. 7 (“All territory within a district must be physically connected, not detached.”). Judicial estoppel bars such “manipulative perversion of the judicial process.”</w:t>
+        <w:t xml:space="preserve">, No. 2021AP1450-OA (Dec. 15, 2021); Citizen Mathematicians Br. 27-⁠28 (Dec. 15, 2021); Governor’s Least Changes Assembly, http://​bit.​ly/​45tcpRL; Evers Districts Map, LTSB, https://​bit.​ly/​3Fmc4UB (Dec. 22, 2021); Math Districts Map, LTSB, https://​bit.​ly/​3FtI22U (Dec. 22, 2021). They cannot now claim that Article IV’s contiguity clause “means that all parts of a district must be physically connected.” Evers Op. Br 6; see also Citizen Mathematicians Op. Br. 7 (“All territory within a district must be physically connected, not detached.”). Judicial estoppel bars such “manipulative perversion of the judicial process.”</w:t>
       </w:r>
       <w:r>
         <w:t xml:space="preserve"> </w:t>
@@ -6601,13 +6515,7 @@
         <w:t xml:space="preserve">State v. Campbell</w:t>
       </w:r>
       <w:r>
-        <w:t xml:space="preserve">, 2006 WI 99, ¶¶51</w:t>
-      </w:r>
-      <w:r>
-        <w:noBreakHyphen/>
-      </w:r>
-      <w:r>
-        <w:t xml:space="preserve">55, 294 Wis. 2d 100, 718 N.W.2d 649. Petitioners have not challenged the</w:t>
+        <w:t xml:space="preserve">, 2006 WI 99, ¶¶51-⁠55, 294 Wis. 2d 100, 718 N.W.2d 649. Petitioners have not challenged the</w:t>
       </w:r>
       <w:r>
         <w:t xml:space="preserve"> </w:t>
@@ -7091,13 +6999,7 @@
         <w:t xml:space="preserve">Reynolds v. Sims</w:t>
       </w:r>
       <w:r>
-        <w:t xml:space="preserve">, 377 U.S. 533, 568</w:t>
-      </w:r>
-      <w:r>
-        <w:noBreakHyphen/>
-      </w:r>
-      <w:r>
-        <w:t xml:space="preserve">69, 585 (1964).</w:t>
+        <w:t xml:space="preserve">, 377 U.S. 533, 568-⁠69, 585 (1964).</w:t>
       </w:r>
     </w:p>
     <w:p>
@@ -7216,13 +7118,7 @@
         <w:t xml:space="preserve">Cousins v. City Council of Chicago</w:t>
       </w:r>
       <w:r>
-        <w:t xml:space="preserve">, 361 F. Supp. 530, 536</w:t>
-      </w:r>
-      <w:r>
-        <w:noBreakHyphen/>
-      </w:r>
-      <w:r>
-        <w:t xml:space="preserve">37 (N.D. Ill. 1973),</w:t>
+        <w:t xml:space="preserve">, 361 F. Supp. 530, 536-⁠37 (N.D. Ill. 1973),</w:t>
       </w:r>
       <w:r>
         <w:t xml:space="preserve"> </w:t>
@@ -7235,13 +7131,7 @@
         <w:t xml:space="preserve">aff’d in part, rev’d in part</w:t>
       </w:r>
       <w:r>
-        <w:t xml:space="preserve">, 503 F.2d 912 (7th Cir. 1974), the district court ordered special elections limited to two aldermanic districts affected by intentional racial discrimination. The Seventh Circuit reversed the finding of discrimination on appeal, yet it declined to order any relief that would “affect the status” of the aldermen elected in those wards “before the end of the current term of office.” 503 F.2d at 924</w:t>
-      </w:r>
-      <w:r>
-        <w:noBreakHyphen/>
-      </w:r>
-      <w:r>
-        <w:t xml:space="preserve">26. In</w:t>
+        <w:t xml:space="preserve">, 503 F.2d 912 (7th Cir. 1974), the district court ordered special elections limited to two aldermanic districts affected by intentional racial discrimination. The Seventh Circuit reversed the finding of discrimination on appeal, yet it declined to order any relief that would “affect the status” of the aldermen elected in those wards “before the end of the current term of office.” 503 F.2d at 924-⁠26. In</w:t>
       </w:r>
       <w:r>
         <w:t xml:space="preserve"> </w:t>
@@ -7989,13 +7879,7 @@
         <w:t xml:space="preserve"> </w:t>
       </w:r>
       <w:r>
-        <w:t xml:space="preserve">E.g., Bewley Br. 12</w:t>
-      </w:r>
-      <w:r>
-        <w:noBreakHyphen/>
-      </w:r>
-      <w:r>
-        <w:t xml:space="preserve">13,</w:t>
+        <w:t xml:space="preserve">E.g., Bewley Br. 12-⁠13,</w:t>
       </w:r>
       <w:r>
         <w:t xml:space="preserve"> </w:t>
@@ -8008,19 +7892,7 @@
         <w:t xml:space="preserve">Johnson</w:t>
       </w:r>
       <w:r>
-        <w:t xml:space="preserve">, No. 2021AP1450-OA (Oct. 25, 2021); BLOC Br. 13 (Oct. 25, 2021); Citizen Mathematicians Br. 12</w:t>
-      </w:r>
-      <w:r>
-        <w:noBreakHyphen/>
-      </w:r>
-      <w:r>
-        <w:t xml:space="preserve">13 (Oct. 25, 2021); Evers Br. 6 (Oct. 25, 2021); Hunter Br. 23 (Oct. 25, 2021); Bewley Br. 10 (Dec. 15, 2021); Evers Br. 17 (Dec. 15, 2021); Citizen Mathematicians Br. 27</w:t>
-      </w:r>
-      <w:r>
-        <w:noBreakHyphen/>
-      </w:r>
-      <w:r>
-        <w:t xml:space="preserve">28 (Dec. 15, 2021); BLOC Br. 50 (Dec. 15, 2021); see also Joint Stip. of Facts &amp; Law 15 (Nov. 4, 2021) (agreeing that “[m]unicipal ‘islands’ are legally contiguous with the municipality to which the ‘island’ belongs”).</w:t>
+        <w:t xml:space="preserve">, No. 2021AP1450-OA (Oct. 25, 2021); BLOC Br. 13 (Oct. 25, 2021); Citizen Mathematicians Br. 12-⁠13 (Oct. 25, 2021); Evers Br. 6 (Oct. 25, 2021); Hunter Br. 23 (Oct. 25, 2021); Bewley Br. 10 (Dec. 15, 2021); Evers Br. 17 (Dec. 15, 2021); Citizen Mathematicians Br. 27-⁠28 (Dec. 15, 2021); BLOC Br. 50 (Dec. 15, 2021); see also Joint Stip. of Facts &amp; Law 15 (Nov. 4, 2021) (agreeing that “[m]unicipal ‘islands’ are legally contiguous with the municipality to which the ‘island’ belongs”).</w:t>
       </w:r>
     </w:p>
   </w:footnote>
@@ -8039,13 +7911,7 @@
         <w:t xml:space="preserve"> </w:t>
       </w:r>
       <w:r>
-        <w:t xml:space="preserve">E.g., Bewley Br. 7</w:t>
-      </w:r>
-      <w:r>
-        <w:noBreakHyphen/>
-      </w:r>
-      <w:r>
-        <w:t xml:space="preserve">9,</w:t>
+        <w:t xml:space="preserve">E.g., Bewley Br. 7-⁠9,</w:t>
       </w:r>
       <w:r>
         <w:t xml:space="preserve"> </w:t>
@@ -8058,25 +7924,7 @@
         <w:t xml:space="preserve">Johnson</w:t>
       </w:r>
       <w:r>
-        <w:t xml:space="preserve">, No. 2021AP1450-OA (Oct. 25, 2021); BLOC Br. 65</w:t>
-      </w:r>
-      <w:r>
-        <w:noBreakHyphen/>
-      </w:r>
-      <w:r>
-        <w:t xml:space="preserve">66 (Oct. 25, 2021); Citizen Mathematicians Br. 4</w:t>
-      </w:r>
-      <w:r>
-        <w:noBreakHyphen/>
-      </w:r>
-      <w:r>
-        <w:t xml:space="preserve">5 (Oct. 25, 2021); Evers Br. 15</w:t>
-      </w:r>
-      <w:r>
-        <w:noBreakHyphen/>
-      </w:r>
-      <w:r>
-        <w:t xml:space="preserve">16 (Oct. 25, 2021); Hunter Br. 13 (Oct. 25, 2021).</w:t>
+        <w:t xml:space="preserve">, No. 2021AP1450-OA (Oct. 25, 2021); BLOC Br. 65-⁠66 (Oct. 25, 2021); Citizen Mathematicians Br. 4-⁠5 (Oct. 25, 2021); Evers Br. 15-⁠16 (Oct. 25, 2021); Hunter Br. 13 (Oct. 25, 2021).</w:t>
       </w:r>
     </w:p>
   </w:footnote>
@@ -8716,7 +8564,7 @@
     <w:qFormat/>
     <w:pPr>
       <w:keepLines/>
-      <w:spacing w:before="0" w:after="140" w:line="253" w:lineRule="exact"/>
+      <w:spacing w:before="23" w:after="140" w:line="253" w:lineRule="exact"/>
     </w:pPr>
     <w:rPr>
       <w:sz w:val="22"/>
